--- a/plantilla_OS_SEMANA.docx
+++ b/plantilla_OS_SEMANA.docx
@@ -65,7 +65,7 @@
           <w:sz w:val="26"/>
           <w:szCs w:val="26"/>
         </w:rPr>
-        <w:t xml:space="preserve"> 0</w:t>
+        <w:t xml:space="preserve"> </w:t>
       </w:r>
       <w:r>
         <w:rPr>
@@ -75,7 +75,7 @@
           <w:sz w:val="26"/>
           <w:szCs w:val="26"/>
         </w:rPr>
-        <w:t>XX</w:t>
+        <w:t>2006</w:t>
       </w:r>
       <w:r>
         <w:rPr>
@@ -91,6 +91,16 @@
       <w:r>
         <w:commentReference w:id="0"/>
       </w:r>
+      <w:r>
+        <w:rPr>
+          <w:rFonts w:ascii="Roboto" w:eastAsia="Roboto" w:hAnsi="Roboto" w:cs="Roboto"/>
+          <w:b/>
+          <w:bCs/>
+          <w:sz w:val="26"/>
+          <w:szCs w:val="26"/>
+        </w:rPr>
+        <w:t>-O</w:t>
+      </w:r>
     </w:p>
     <w:p>
       <w:pPr>
@@ -135,21 +145,55 @@
         <w:rPr>
           <w:rFonts w:ascii="Roboto" w:eastAsia="Roboto" w:hAnsi="Roboto" w:cs="Roboto"/>
         </w:rPr>
-        <w:t xml:space="preserve"> desde el 10 de </w:t>
-      </w:r>
-      <w:proofErr w:type="gramStart"/>
-      <w:r>
-        <w:rPr>
-          <w:rFonts w:ascii="Roboto" w:eastAsia="Roboto" w:hAnsi="Roboto" w:cs="Roboto"/>
-        </w:rPr>
-        <w:t>Agosto</w:t>
-      </w:r>
-      <w:proofErr w:type="gramEnd"/>
-      <w:r>
-        <w:rPr>
-          <w:rFonts w:ascii="Roboto" w:eastAsia="Roboto" w:hAnsi="Roboto" w:cs="Roboto"/>
-        </w:rPr>
-        <w:t xml:space="preserve"> al 14 de Agosto de 2026</w:t>
+        <w:t xml:space="preserve"> desde el 1</w:t>
+      </w:r>
+      <w:r>
+        <w:rPr>
+          <w:rFonts w:ascii="Roboto" w:eastAsia="Roboto" w:hAnsi="Roboto" w:cs="Roboto"/>
+        </w:rPr>
+        <w:t>8</w:t>
+      </w:r>
+      <w:r>
+        <w:rPr>
+          <w:rFonts w:ascii="Roboto" w:eastAsia="Roboto" w:hAnsi="Roboto" w:cs="Roboto"/>
+        </w:rPr>
+        <w:t xml:space="preserve"> de </w:t>
+      </w:r>
+      <w:r>
+        <w:rPr>
+          <w:rFonts w:ascii="Roboto" w:eastAsia="Roboto" w:hAnsi="Roboto" w:cs="Roboto"/>
+        </w:rPr>
+        <w:t>agosto</w:t>
+      </w:r>
+      <w:r>
+        <w:rPr>
+          <w:rFonts w:ascii="Roboto" w:eastAsia="Roboto" w:hAnsi="Roboto" w:cs="Roboto"/>
+        </w:rPr>
+        <w:t xml:space="preserve"> al </w:t>
+      </w:r>
+      <w:r>
+        <w:rPr>
+          <w:rFonts w:ascii="Roboto" w:eastAsia="Roboto" w:hAnsi="Roboto" w:cs="Roboto"/>
+        </w:rPr>
+        <w:t>21</w:t>
+      </w:r>
+      <w:r>
+        <w:rPr>
+          <w:rFonts w:ascii="Roboto" w:eastAsia="Roboto" w:hAnsi="Roboto" w:cs="Roboto"/>
+        </w:rPr>
+        <w:t xml:space="preserve"> de </w:t>
+      </w:r>
+      <w:r>
+        <w:rPr>
+          <w:rFonts w:ascii="Roboto" w:eastAsia="Roboto" w:hAnsi="Roboto" w:cs="Roboto"/>
+        </w:rPr>
+        <w:t>agosto</w:t>
+      </w:r>
+      <w:r>
+        <w:rPr>
+          <w:rFonts w:ascii="Roboto" w:eastAsia="Roboto" w:hAnsi="Roboto" w:cs="Roboto"/>
+        </w:rPr>
+        <w:t xml:space="preserve"> de 2026</w:t>
       </w:r>
     </w:p>
     <w:p>
